--- a/docs/forgotten-felines/published-policies/fostering-policy.docx
+++ b/docs/forgotten-felines/published-policies/fostering-policy.docx
@@ -35,7 +35,7 @@
         <w:t>Last Reviewed:</w:t>
       </w:r>
       <w:r>
-        <w:t xml:space="preserve"> 2026-04-14 </w:t>
+        <w:t xml:space="preserve"> 2026-06-01 </w:t>
       </w:r>
       <w:r>
         <w:rPr>
@@ -44,7 +44,7 @@
         <w:t>Next Review Due:</w:t>
       </w:r>
       <w:r>
-        <w:t xml:space="preserve"> 2027-04-14 </w:t>
+        <w:t xml:space="preserve"> 2027-06-01 </w:t>
       </w:r>
       <w:r>
         <w:rPr>
@@ -405,7 +405,7 @@
         <w:pStyle w:val="ListBullet"/>
       </w:pPr>
       <w:r>
-        <w:t>Foster cats remain indoors at all times and are not permitted outside access.</w:t>
+        <w:t>Foster cats remain indoors and are not permitted to roam outside. Access to a secure, escape-proof catio is permitted and counts as part of the cat's indoor environment.</w:t>
       </w:r>
     </w:p>
     <w:p>
@@ -1368,7 +1368,7 @@
     </w:p>
     <w:p>
       <w:r>
-        <w:t>All cats and kittens are transported in a secure, well-ventilated carrier that is large enough for the cat to stand, move around, and lie down, in line with the Cat Transportation Policy. Forgotten Felines provides every fosterer with an MDC carrier and fitted cover.</w:t>
+        <w:t>All cats and kittens are transported in a secure, well-ventilated carrier that is large enough for the cat to stand, move around, and lie down, in line with the Cat Transportation Policy. Forgotten Felines provides every fosterer with an MDC carrier and fitted cover. Fabric carriers must not be used.</w:t>
       </w:r>
     </w:p>
     <w:p>
